--- a/Blood Portfolio.docx
+++ b/Blood Portfolio.docx
@@ -67,9 +67,10 @@
           <w:ilvl w:val="0"/>
           <w:numId w:val="2"/>
         </w:numPr>
+        <w:ind w:left="720" w:hanging="360"/>
       </w:pPr>
       <w:r>
-        <w:t>Exercise: Diffusion Timescale</w:t>
+        <w:t>Exercise: Conditional effect on Concentration</w:t>
       </w:r>
     </w:p>
     <w:p>
@@ -135,26 +136,16 @@
           <w:ilvl w:val="0"/>
           <w:numId w:val="4"/>
         </w:numPr>
+        <w:ind w:left="720" w:hanging="360"/>
+      </w:pPr>
+      <w:r>
         <w:rPr>
-          <w:lang w:val="da-DK"/>
+          <w:rFonts w:ascii="Times New Roman" w:hAnsi="Times New Roman" w:eastAsia="Noto Sans" w:cs="FreeSans"/>
+          <w:kern w:val="2"/>
+          <w:szCs w:val="24"/>
         </w:rPr>
-      </w:pPr>
-      <w:r>
-        <w:t xml:space="preserve">Exercise: </w:t>
+        <w:t>Exercise: Arterial Bloodpressure Estimates</w:t>
       </w:r>
-      <w:proofErr w:type="spellStart"/>
-      <w:r>
-        <w:t>Arterielle</w:t>
-      </w:r>
-      <w:proofErr w:type="spellEnd"/>
-      <w:r>
-        <w:t xml:space="preserve"> </w:t>
-      </w:r>
-      <w:proofErr w:type="spellStart"/>
-      <w:r>
-        <w:t>blodtryk</w:t>
-      </w:r>
-      <w:proofErr w:type="spellEnd"/>
     </w:p>
     <w:sectPr>
       <w:pgSz w:w="11906" w:h="16838"/>
